--- a/work log/工作指南.docx
+++ b/work log/工作指南.docx
@@ -179,15 +179,7 @@
           <w:b/>
           <w:bCs/>
         </w:rPr>
-        <w:t>若是</w:t>
-      </w:r>
-      <w:r>
-        <w:rPr>
-          <w:rFonts w:hint="eastAsia"/>
-          <w:b/>
-          <w:bCs/>
-        </w:rPr>
-        <w:t>添加新模型</w:t>
+        <w:t>若是添加新模型</w:t>
       </w:r>
       <w:r>
         <w:rPr>
@@ -271,13 +263,7 @@
         <w:rPr>
           <w:rFonts w:hint="eastAsia"/>
         </w:rPr>
-        <w:t>并在本地或者服务器跑通后再上传</w:t>
-      </w:r>
-      <w:r>
-        <w:rPr>
-          <w:rFonts w:hint="eastAsia"/>
-        </w:rPr>
-        <w:t>。</w:t>
+        <w:t>并在本地或者服务器跑通后再上传。</w:t>
       </w:r>
     </w:p>
     <w:p/>
@@ -301,15 +287,145 @@
       <w:pPr>
         <w:pStyle w:val="a3"/>
         <w:ind w:left="360" w:firstLineChars="0" w:firstLine="0"/>
-        <w:rPr>
-          <w:rFonts w:hint="eastAsia"/>
-        </w:rPr>
-      </w:pPr>
-      <w:r>
-        <w:rPr>
-          <w:rFonts w:hint="eastAsia"/>
-        </w:rPr>
-        <w:t>请在群中说明添加，删除或修改了什么文件并且交代基本用途，同时在工作日志-维修手册中增加修改记录。</w:t>
+      </w:pPr>
+      <w:r>
+        <w:rPr>
+          <w:rFonts w:hint="eastAsia"/>
+        </w:rPr>
+        <w:t>请在群中说明添加，删除或修改了什么文件并且交代基本用途，同时在</w:t>
+      </w:r>
+      <w:r>
+        <w:rPr>
+          <w:rFonts w:hint="eastAsia"/>
+          <w:u w:val="single"/>
+        </w:rPr>
+        <w:t>工作日志-维修手册</w:t>
+      </w:r>
+      <w:r>
+        <w:rPr>
+          <w:rFonts w:hint="eastAsia"/>
+        </w:rPr>
+        <w:t>中增加修改记录。</w:t>
+      </w:r>
+    </w:p>
+    <w:p>
+      <w:pPr>
+        <w:pStyle w:val="a3"/>
+        <w:ind w:left="360" w:firstLineChars="0" w:firstLine="0"/>
+      </w:pPr>
+    </w:p>
+    <w:p>
+      <w:pPr>
+        <w:pStyle w:val="a3"/>
+        <w:numPr>
+          <w:ilvl w:val="0"/>
+          <w:numId w:val="1"/>
+        </w:numPr>
+        <w:ind w:firstLineChars="0"/>
+      </w:pPr>
+      <w:r>
+        <w:rPr>
+          <w:rFonts w:hint="eastAsia"/>
+        </w:rPr>
+        <w:t>工作内容记录</w:t>
+      </w:r>
+    </w:p>
+    <w:p>
+      <w:pPr>
+        <w:pStyle w:val="a3"/>
+        <w:ind w:left="360" w:firstLineChars="0" w:firstLine="0"/>
+        <w:rPr>
+          <w:rFonts w:hint="eastAsia"/>
+        </w:rPr>
+      </w:pPr>
+      <w:r>
+        <w:rPr>
+          <w:rFonts w:hint="eastAsia"/>
+        </w:rPr>
+        <w:t>在工作日志中添加一个以自己代称命名的记录文件（</w:t>
+      </w:r>
+      <w:r>
+        <w:t>.dox/.md/.</w:t>
+      </w:r>
+      <w:r>
+        <w:rPr>
+          <w:rFonts w:hint="eastAsia"/>
+        </w:rPr>
+        <w:t>la</w:t>
+      </w:r>
+      <w:r>
+        <w:t>tex</w:t>
+      </w:r>
+      <w:r>
+        <w:rPr>
+          <w:rFonts w:hint="eastAsia"/>
+        </w:rPr>
+        <w:t>均可，</w:t>
+      </w:r>
+      <w:r>
+        <w:rPr>
+          <w:rFonts w:hint="eastAsia"/>
+          <w:strike/>
+        </w:rPr>
+        <w:t>自己愿意的话甚至可以.</w:t>
+      </w:r>
+      <w:r>
+        <w:rPr>
+          <w:strike/>
+        </w:rPr>
+        <w:t>txt</w:t>
+      </w:r>
+      <w:r>
+        <w:t xml:space="preserve"> </w:t>
+      </w:r>
+      <w:r>
+        <w:rPr>
+          <w:rFonts w:hint="eastAsia"/>
+        </w:rPr>
+        <w:t>但是</w:t>
+      </w:r>
+      <w:proofErr w:type="gramStart"/>
+      <w:r>
+        <w:rPr>
+          <w:rFonts w:hint="eastAsia"/>
+          <w:color w:val="FF0000"/>
+        </w:rPr>
+        <w:t>请确保</w:t>
+      </w:r>
+      <w:proofErr w:type="gramEnd"/>
+      <w:r>
+        <w:rPr>
+          <w:rFonts w:hint="eastAsia"/>
+          <w:color w:val="FF0000"/>
+        </w:rPr>
+        <w:t>可以加入图片</w:t>
+      </w:r>
+      <w:r>
+        <w:rPr>
+          <w:rFonts w:hint="eastAsia"/>
+        </w:rPr>
+        <w:t>）。</w:t>
+      </w:r>
+      <w:r>
+        <w:rPr>
+          <w:rFonts w:hint="eastAsia"/>
+          <w:color w:val="FF0000"/>
+        </w:rPr>
+        <w:t>在</w:t>
+      </w:r>
+      <w:r>
+        <w:rPr>
+          <w:rFonts w:hint="eastAsia"/>
+          <w:color w:val="FF0000"/>
+        </w:rPr>
+        <w:t>记录文件</w:t>
+      </w:r>
+      <w:r>
+        <w:rPr>
+          <w:rFonts w:hint="eastAsia"/>
+          <w:color w:val="FF0000"/>
+        </w:rPr>
+        <w:t>中每次添加工作内容时请标注日期！！！</w:t>
       </w:r>
     </w:p>
     <w:sectPr>

--- a/work log/工作指南.docx
+++ b/work log/工作指南.docx
@@ -1,6 +1,6 @@
 
 <file path=word/document.xml><?xml version="1.0" encoding="utf-8"?>
-<w:document xmlns:wpc="http://schemas.microsoft.com/office/word/2010/wordprocessingCanvas" xmlns:cx="http://schemas.microsoft.com/office/drawing/2014/chartex" xmlns:cx1="http://schemas.microsoft.com/office/drawing/2015/9/8/chartex" xmlns:cx2="http://schemas.microsoft.com/office/drawing/2015/10/21/chartex" xmlns:cx3="http://schemas.microsoft.com/office/drawing/2016/5/9/chartex" xmlns:cx4="http://schemas.microsoft.com/office/drawing/2016/5/10/chartex" xmlns:cx5="http://schemas.microsoft.com/office/drawing/2016/5/11/chartex" xmlns:cx6="http://schemas.microsoft.com/office/drawing/2016/5/12/chartex" xmlns:cx7="http://schemas.microsoft.com/office/drawing/2016/5/13/chartex" xmlns:cx8="http://schemas.microsoft.com/office/drawing/2016/5/14/chartex" xmlns:mc="http://schemas.openxmlformats.org/markup-compatibility/2006" xmlns:aink="http://schemas.microsoft.com/office/drawing/2016/ink" xmlns:am3d="http://schemas.microsoft.com/office/drawing/2017/model3d" xmlns:o="urn:schemas-microsoft-com:office:office" xmlns:r="http://schemas.openxmlformats.org/officeDocument/2006/relationships" xmlns:m="http://schemas.openxmlformats.org/officeDocument/2006/math" xmlns:v="urn:schemas-microsoft-com:vml" xmlns:wp14="http://schemas.microsoft.com/office/word/2010/wordprocessingDrawing" xmlns:wp="http://schemas.openxmlformats.org/drawingml/2006/wordprocessingDrawing" xmlns:w10="urn:schemas-microsoft-com:office:word" xmlns:w="http://schemas.openxmlformats.org/wordprocessingml/2006/main" xmlns:w14="http://schemas.microsoft.com/office/word/2010/wordml" xmlns:w15="http://schemas.microsoft.com/office/word/2012/wordml" xmlns:w16cex="http://schemas.microsoft.com/office/word/2018/wordml/cex" xmlns:w16cid="http://schemas.microsoft.com/office/word/2016/wordml/cid" xmlns:w16="http://schemas.microsoft.com/office/word/2018/wordml" xmlns:w16sdtdh="http://schemas.microsoft.com/office/word/2020/wordml/sdtdatahash" xmlns:w16se="http://schemas.microsoft.com/office/word/2015/wordml/symex" xmlns:wpg="http://schemas.microsoft.com/office/word/2010/wordprocessingGroup" xmlns:wpi="http://schemas.microsoft.com/office/word/2010/wordprocessingInk" xmlns:wne="http://schemas.microsoft.com/office/word/2006/wordml" xmlns:wps="http://schemas.microsoft.com/office/word/2010/wordprocessingShape" mc:Ignorable="w14 w15 w16se w16cid w16 w16cex w16sdtdh wp14">
+<w:document xmlns:wpc="http://schemas.microsoft.com/office/word/2010/wordprocessingCanvas" xmlns:cx="http://schemas.microsoft.com/office/drawing/2014/chartex" xmlns:cx1="http://schemas.microsoft.com/office/drawing/2015/9/8/chartex" xmlns:cx2="http://schemas.microsoft.com/office/drawing/2015/10/21/chartex" xmlns:cx3="http://schemas.microsoft.com/office/drawing/2016/5/9/chartex" xmlns:cx4="http://schemas.microsoft.com/office/drawing/2016/5/10/chartex" xmlns:cx5="http://schemas.microsoft.com/office/drawing/2016/5/11/chartex" xmlns:cx6="http://schemas.microsoft.com/office/drawing/2016/5/12/chartex" xmlns:cx7="http://schemas.microsoft.com/office/drawing/2016/5/13/chartex" xmlns:cx8="http://schemas.microsoft.com/office/drawing/2016/5/14/chartex" xmlns:mc="http://schemas.openxmlformats.org/markup-compatibility/2006" xmlns:aink="http://schemas.microsoft.com/office/drawing/2016/ink" xmlns:am3d="http://schemas.microsoft.com/office/drawing/2017/model3d" xmlns:o="urn:schemas-microsoft-com:office:office" xmlns:oel="http://schemas.microsoft.com/office/2019/extlst" xmlns:r="http://schemas.openxmlformats.org/officeDocument/2006/relationships" xmlns:m="http://schemas.openxmlformats.org/officeDocument/2006/math" xmlns:v="urn:schemas-microsoft-com:vml" xmlns:wp14="http://schemas.microsoft.com/office/word/2010/wordprocessingDrawing" xmlns:wp="http://schemas.openxmlformats.org/drawingml/2006/wordprocessingDrawing" xmlns:w10="urn:schemas-microsoft-com:office:word" xmlns:w="http://schemas.openxmlformats.org/wordprocessingml/2006/main" xmlns:w14="http://schemas.microsoft.com/office/word/2010/wordml" xmlns:w15="http://schemas.microsoft.com/office/word/2012/wordml" xmlns:w16cex="http://schemas.microsoft.com/office/word/2018/wordml/cex" xmlns:w16cid="http://schemas.microsoft.com/office/word/2016/wordml/cid" xmlns:w16="http://schemas.microsoft.com/office/word/2018/wordml" xmlns:w16du="http://schemas.microsoft.com/office/word/2023/wordml/word16du" xmlns:w16sdtdh="http://schemas.microsoft.com/office/word/2020/wordml/sdtdatahash" xmlns:w16sdtfl="http://schemas.microsoft.com/office/word/2024/wordml/sdtformatlock" xmlns:w16se="http://schemas.microsoft.com/office/word/2015/wordml/symex" xmlns:wpg="http://schemas.microsoft.com/office/word/2010/wordprocessingGroup" xmlns:wpi="http://schemas.microsoft.com/office/word/2010/wordprocessingInk" xmlns:wne="http://schemas.microsoft.com/office/word/2006/wordml" xmlns:wps="http://schemas.microsoft.com/office/word/2010/wordprocessingShape" mc:Ignorable="w14 w15 w16se w16cid w16 w16cex w16sdtdh w16sdtfl w16du wp14">
   <w:body>
     <w:p>
       <w:pPr>
@@ -205,33 +205,11 @@
       <w:r>
         <w:t>2.</w:t>
       </w:r>
-      <w:proofErr w:type="gramStart"/>
-      <w:r>
-        <w:rPr>
-          <w:rFonts w:hint="eastAsia"/>
-        </w:rPr>
-        <w:t>若决定</w:t>
-      </w:r>
-      <w:proofErr w:type="gramEnd"/>
-      <w:r>
-        <w:rPr>
-          <w:rFonts w:hint="eastAsia"/>
-        </w:rPr>
-        <w:t>添加，可上</w:t>
-      </w:r>
-      <w:proofErr w:type="gramStart"/>
-      <w:r>
-        <w:rPr>
-          <w:rFonts w:hint="eastAsia"/>
-        </w:rPr>
-        <w:t>传基本</w:t>
-      </w:r>
-      <w:proofErr w:type="gramEnd"/>
-      <w:r>
-        <w:rPr>
-          <w:rFonts w:hint="eastAsia"/>
-        </w:rPr>
-        <w:t>代码（即使可能无法运行），但请标注未完成或无法使用。3</w:t>
+      <w:r>
+        <w:rPr>
+          <w:rFonts w:hint="eastAsia"/>
+        </w:rPr>
+        <w:t>若决定添加，可上传基本代码（即使可能无法运行），但请标注未完成或无法使用。3</w:t>
       </w:r>
       <w:r>
         <w:t>.</w:t>
@@ -240,21 +218,7 @@
         <w:rPr>
           <w:rFonts w:hint="eastAsia"/>
         </w:rPr>
-        <w:t>编写完成后运行时</w:t>
-      </w:r>
-      <w:proofErr w:type="gramStart"/>
-      <w:r>
-        <w:rPr>
-          <w:rFonts w:hint="eastAsia"/>
-        </w:rPr>
-        <w:t>请仍然</w:t>
-      </w:r>
-      <w:proofErr w:type="gramEnd"/>
-      <w:r>
-        <w:rPr>
-          <w:rFonts w:hint="eastAsia"/>
-        </w:rPr>
-        <w:t>先本地修改main</w:t>
+        <w:t>编写完成后运行时请仍然先本地修改main</w:t>
       </w:r>
       <w:r>
         <w:t>.py</w:t>
@@ -292,20 +256,7 @@
         <w:rPr>
           <w:rFonts w:hint="eastAsia"/>
         </w:rPr>
-        <w:t>请在群中说明添加，删除或修改了什么文件并且交代基本用途，同时在</w:t>
-      </w:r>
-      <w:r>
-        <w:rPr>
-          <w:rFonts w:hint="eastAsia"/>
-          <w:u w:val="single"/>
-        </w:rPr>
-        <w:t>工作日志-维修手册</w:t>
-      </w:r>
-      <w:r>
-        <w:rPr>
-          <w:rFonts w:hint="eastAsia"/>
-        </w:rPr>
-        <w:t>中增加修改记录。</w:t>
+        <w:t>请在群中说明添加，删除或修改了什么文件并且交代基本用途。</w:t>
       </w:r>
     </w:p>
     <w:p>
@@ -334,9 +285,6 @@
       <w:pPr>
         <w:pStyle w:val="a3"/>
         <w:ind w:left="360" w:firstLineChars="0" w:firstLine="0"/>
-        <w:rPr>
-          <w:rFonts w:hint="eastAsia"/>
-        </w:rPr>
       </w:pPr>
       <w:r>
         <w:rPr>
@@ -384,48 +332,25 @@
         </w:rPr>
         <w:t>但是</w:t>
       </w:r>
-      <w:proofErr w:type="gramStart"/>
       <w:r>
         <w:rPr>
           <w:rFonts w:hint="eastAsia"/>
           <w:color w:val="FF0000"/>
         </w:rPr>
-        <w:t>请确保</w:t>
-      </w:r>
-      <w:proofErr w:type="gramEnd"/>
+        <w:t>请确保可以加入图片</w:t>
+      </w:r>
+      <w:r>
+        <w:rPr>
+          <w:rFonts w:hint="eastAsia"/>
+        </w:rPr>
+        <w:t>）。</w:t>
+      </w:r>
       <w:r>
         <w:rPr>
           <w:rFonts w:hint="eastAsia"/>
           <w:color w:val="FF0000"/>
         </w:rPr>
-        <w:t>可以加入图片</w:t>
-      </w:r>
-      <w:r>
-        <w:rPr>
-          <w:rFonts w:hint="eastAsia"/>
-        </w:rPr>
-        <w:t>）。</w:t>
-      </w:r>
-      <w:r>
-        <w:rPr>
-          <w:rFonts w:hint="eastAsia"/>
-          <w:color w:val="FF0000"/>
-        </w:rPr>
-        <w:t>在</w:t>
-      </w:r>
-      <w:r>
-        <w:rPr>
-          <w:rFonts w:hint="eastAsia"/>
-          <w:color w:val="FF0000"/>
-        </w:rPr>
-        <w:t>记录文件</w:t>
-      </w:r>
-      <w:r>
-        <w:rPr>
-          <w:rFonts w:hint="eastAsia"/>
-          <w:color w:val="FF0000"/>
-        </w:rPr>
-        <w:t>中每次添加工作内容时请标注日期！！！</w:t>
+        <w:t>在记录文件中每次添加工作内容时请标注日期！！！</w:t>
       </w:r>
     </w:p>
     <w:sectPr>
@@ -439,7 +364,7 @@
 </file>
 
 <file path=word/numbering.xml><?xml version="1.0" encoding="utf-8"?>
-<w:numbering xmlns:wpc="http://schemas.microsoft.com/office/word/2010/wordprocessingCanvas" xmlns:cx="http://schemas.microsoft.com/office/drawing/2014/chartex" xmlns:cx1="http://schemas.microsoft.com/office/drawing/2015/9/8/chartex" xmlns:cx2="http://schemas.microsoft.com/office/drawing/2015/10/21/chartex" xmlns:cx3="http://schemas.microsoft.com/office/drawing/2016/5/9/chartex" xmlns:cx4="http://schemas.microsoft.com/office/drawing/2016/5/10/chartex" xmlns:cx5="http://schemas.microsoft.com/office/drawing/2016/5/11/chartex" xmlns:cx6="http://schemas.microsoft.com/office/drawing/2016/5/12/chartex" xmlns:cx7="http://schemas.microsoft.com/office/drawing/2016/5/13/chartex" xmlns:cx8="http://schemas.microsoft.com/office/drawing/2016/5/14/chartex" xmlns:mc="http://schemas.openxmlformats.org/markup-compatibility/2006" xmlns:aink="http://schemas.microsoft.com/office/drawing/2016/ink" xmlns:am3d="http://schemas.microsoft.com/office/drawing/2017/model3d" xmlns:o="urn:schemas-microsoft-com:office:office" xmlns:r="http://schemas.openxmlformats.org/officeDocument/2006/relationships" xmlns:m="http://schemas.openxmlformats.org/officeDocument/2006/math" xmlns:v="urn:schemas-microsoft-com:vml" xmlns:wp14="http://schemas.microsoft.com/office/word/2010/wordprocessingDrawing" xmlns:wp="http://schemas.openxmlformats.org/drawingml/2006/wordprocessingDrawing" xmlns:w10="urn:schemas-microsoft-com:office:word" xmlns:w="http://schemas.openxmlformats.org/wordprocessingml/2006/main" xmlns:w14="http://schemas.microsoft.com/office/word/2010/wordml" xmlns:w15="http://schemas.microsoft.com/office/word/2012/wordml" xmlns:w16cex="http://schemas.microsoft.com/office/word/2018/wordml/cex" xmlns:w16cid="http://schemas.microsoft.com/office/word/2016/wordml/cid" xmlns:w16="http://schemas.microsoft.com/office/word/2018/wordml" xmlns:w16sdtdh="http://schemas.microsoft.com/office/word/2020/wordml/sdtdatahash" xmlns:w16se="http://schemas.microsoft.com/office/word/2015/wordml/symex" xmlns:wpg="http://schemas.microsoft.com/office/word/2010/wordprocessingGroup" xmlns:wpi="http://schemas.microsoft.com/office/word/2010/wordprocessingInk" xmlns:wne="http://schemas.microsoft.com/office/word/2006/wordml" xmlns:wps="http://schemas.microsoft.com/office/word/2010/wordprocessingShape" mc:Ignorable="w14 w15 w16se w16cid w16 w16cex w16sdtdh wp14">
+<w:numbering xmlns:wpc="http://schemas.microsoft.com/office/word/2010/wordprocessingCanvas" xmlns:cx="http://schemas.microsoft.com/office/drawing/2014/chartex" xmlns:cx1="http://schemas.microsoft.com/office/drawing/2015/9/8/chartex" xmlns:cx2="http://schemas.microsoft.com/office/drawing/2015/10/21/chartex" xmlns:cx3="http://schemas.microsoft.com/office/drawing/2016/5/9/chartex" xmlns:cx4="http://schemas.microsoft.com/office/drawing/2016/5/10/chartex" xmlns:cx5="http://schemas.microsoft.com/office/drawing/2016/5/11/chartex" xmlns:cx6="http://schemas.microsoft.com/office/drawing/2016/5/12/chartex" xmlns:cx7="http://schemas.microsoft.com/office/drawing/2016/5/13/chartex" xmlns:cx8="http://schemas.microsoft.com/office/drawing/2016/5/14/chartex" xmlns:mc="http://schemas.openxmlformats.org/markup-compatibility/2006" xmlns:aink="http://schemas.microsoft.com/office/drawing/2016/ink" xmlns:am3d="http://schemas.microsoft.com/office/drawing/2017/model3d" xmlns:o="urn:schemas-microsoft-com:office:office" xmlns:oel="http://schemas.microsoft.com/office/2019/extlst" xmlns:r="http://schemas.openxmlformats.org/officeDocument/2006/relationships" xmlns:m="http://schemas.openxmlformats.org/officeDocument/2006/math" xmlns:v="urn:schemas-microsoft-com:vml" xmlns:wp14="http://schemas.microsoft.com/office/word/2010/wordprocessingDrawing" xmlns:wp="http://schemas.openxmlformats.org/drawingml/2006/wordprocessingDrawing" xmlns:w10="urn:schemas-microsoft-com:office:word" xmlns:w="http://schemas.openxmlformats.org/wordprocessingml/2006/main" xmlns:w14="http://schemas.microsoft.com/office/word/2010/wordml" xmlns:w15="http://schemas.microsoft.com/office/word/2012/wordml" xmlns:w16cex="http://schemas.microsoft.com/office/word/2018/wordml/cex" xmlns:w16cid="http://schemas.microsoft.com/office/word/2016/wordml/cid" xmlns:w16="http://schemas.microsoft.com/office/word/2018/wordml" xmlns:w16du="http://schemas.microsoft.com/office/word/2023/wordml/word16du" xmlns:w16sdtdh="http://schemas.microsoft.com/office/word/2020/wordml/sdtdatahash" xmlns:w16sdtfl="http://schemas.microsoft.com/office/word/2024/wordml/sdtformatlock" xmlns:w16se="http://schemas.microsoft.com/office/word/2015/wordml/symex" xmlns:wpg="http://schemas.microsoft.com/office/word/2010/wordprocessingGroup" xmlns:wpi="http://schemas.microsoft.com/office/word/2010/wordprocessingInk" xmlns:wne="http://schemas.microsoft.com/office/word/2006/wordml" xmlns:wps="http://schemas.microsoft.com/office/word/2010/wordprocessingShape" mc:Ignorable="w14 w15 w16se w16cid w16 w16cex w16sdtdh w16sdtfl w16du wp14">
   <w:abstractNum w:abstractNumId="0" w15:restartNumberingAfterBreak="0">
     <w:nsid w:val="1A1D101B"/>
     <w:multiLevelType w:val="hybridMultilevel"/>
@@ -529,14 +454,14 @@
       </w:pPr>
     </w:lvl>
   </w:abstractNum>
-  <w:num w:numId="1">
+  <w:num w:numId="1" w16cid:durableId="1218510851">
     <w:abstractNumId w:val="0"/>
   </w:num>
 </w:numbering>
 </file>
 
 <file path=word/styles.xml><?xml version="1.0" encoding="utf-8"?>
-<w:styles xmlns:mc="http://schemas.openxmlformats.org/markup-compatibility/2006" xmlns:r="http://schemas.openxmlformats.org/officeDocument/2006/relationships" xmlns:w="http://schemas.openxmlformats.org/wordprocessingml/2006/main" xmlns:w14="http://schemas.microsoft.com/office/word/2010/wordml" xmlns:w15="http://schemas.microsoft.com/office/word/2012/wordml" xmlns:w16cex="http://schemas.microsoft.com/office/word/2018/wordml/cex" xmlns:w16cid="http://schemas.microsoft.com/office/word/2016/wordml/cid" xmlns:w16="http://schemas.microsoft.com/office/word/2018/wordml" xmlns:w16sdtdh="http://schemas.microsoft.com/office/word/2020/wordml/sdtdatahash" xmlns:w16se="http://schemas.microsoft.com/office/word/2015/wordml/symex" mc:Ignorable="w14 w15 w16se w16cid w16 w16cex w16sdtdh">
+<w:styles xmlns:mc="http://schemas.openxmlformats.org/markup-compatibility/2006" xmlns:r="http://schemas.openxmlformats.org/officeDocument/2006/relationships" xmlns:w="http://schemas.openxmlformats.org/wordprocessingml/2006/main" xmlns:w14="http://schemas.microsoft.com/office/word/2010/wordml" xmlns:w15="http://schemas.microsoft.com/office/word/2012/wordml" xmlns:w16cex="http://schemas.microsoft.com/office/word/2018/wordml/cex" xmlns:w16cid="http://schemas.microsoft.com/office/word/2016/wordml/cid" xmlns:w16="http://schemas.microsoft.com/office/word/2018/wordml" xmlns:w16du="http://schemas.microsoft.com/office/word/2023/wordml/word16du" xmlns:w16sdtdh="http://schemas.microsoft.com/office/word/2020/wordml/sdtdatahash" xmlns:w16sdtfl="http://schemas.microsoft.com/office/word/2024/wordml/sdtformatlock" xmlns:w16se="http://schemas.microsoft.com/office/word/2015/wordml/symex" mc:Ignorable="w14 w15 w16se w16cid w16 w16cex w16sdtdh w16sdtfl w16du">
   <w:docDefaults>
     <w:rPrDefault>
       <w:rPr>
